--- a/report/Methodology.docx
+++ b/report/Methodology.docx
@@ -7065,6 +7065,1051 @@
     </w:p>
     <w:p>
       <w:pPr>
+        <w:pStyle w:val="Heading3"/>
+      </w:pPr>
+      <w:r>
+        <w:t xml:space="preserve">3.4.6 Fat tails: allocation when rare crashes can happen</w:t>
+      </w:r>
+    </w:p>
+    <w:p>
+      <w:r>
+        <w:t xml:space="preserve">Normal log-returns make large losses almost impossible, whereas real markets occasionally crash. To measure how much this matters, the stock is extended to a jump-diffusion in the spirit of Merton (1976). Crashes arrive at an average rate </w:t>
+      </w:r>
+      <m:oMath>
+        <m:r>
+          <w:rPr>
+            <w:rFonts w:ascii="Cambria Math" w:hAnsi="Cambria Math"/>
+          </w:rPr>
+          <m:t xml:space="preserve">λ</m:t>
+        </m:r>
+      </m:oMath>
+      <w:r>
+        <w:t xml:space="preserve"> per year, and each multiplies the stock price by </w:t>
+      </w:r>
+      <m:oMath>
+        <m:r>
+          <w:rPr>
+            <w:rFonts w:ascii="Cambria Math" w:hAnsi="Cambria Math"/>
+          </w:rPr>
+          <m:t xml:space="preserve">1+J</m:t>
+        </m:r>
+      </m:oMath>
+      <w:r>
+        <w:t xml:space="preserve"> (J &lt; 0). The drift is reduced by </w:t>
+      </w:r>
+      <m:oMath>
+        <m:r>
+          <w:rPr>
+            <w:rFonts w:ascii="Cambria Math" w:hAnsi="Cambria Math"/>
+          </w:rPr>
+          <m:t xml:space="preserve">λJ</m:t>
+        </m:r>
+      </m:oMath>
+      <w:r>
+        <w:t xml:space="preserve">, so the expected return is still </w:t>
+      </w:r>
+      <m:oMath>
+        <m:r>
+          <w:rPr>
+            <w:rFonts w:ascii="Cambria Math" w:hAnsi="Cambria Math"/>
+          </w:rPr>
+          <m:t xml:space="preserve">μ</m:t>
+        </m:r>
+      </m:oMath>
+      <w:r>
+        <w:t xml:space="preserve">: only the shape of the distribution changes, not its mean. With N crashes in T years and continuous rebalancing,</w:t>
+      </w:r>
+    </w:p>
+    <w:tbl>
+      <w:tblPr>
+        <w:tblW w:w="9026" w:type="dxa"/>
+        <w:tblBorders>
+          <w:top w:val="nil"/>
+          <w:left w:val="nil"/>
+          <w:bottom w:val="nil"/>
+          <w:right w:val="nil"/>
+          <w:insideH w:val="nil"/>
+          <w:insideV w:val="nil"/>
+        </w:tblBorders>
+        <w:tblLayout w:type="fixed"/>
+      </w:tblPr>
+      <w:tblGrid>
+        <w:gridCol w:w="8126"/>
+        <w:gridCol w:w="900"/>
+      </w:tblGrid>
+      <w:tr>
+        <w:tc>
+          <w:tcPr>
+            <w:tcW w:w="8126" w:type="dxa"/>
+            <w:vAlign w:val="center"/>
+          </w:tcPr>
+          <w:p>
+            <w:pPr>
+              <w:pStyle w:val="Equation"/>
+            </w:pPr>
+            <m:oMathPara>
+              <m:oMath>
+                <m:func>
+                  <m:fName>
+                    <m:r>
+                      <m:rPr>
+                        <m:sty m:val="p"/>
+                      </m:rPr>
+                      <w:rPr>
+                        <w:rFonts w:ascii="Cambria Math" w:hAnsi="Cambria Math"/>
+                      </w:rPr>
+                      <m:t xml:space="preserve">ln</m:t>
+                    </m:r>
+                  </m:fName>
+                  <m:e>
+                    <m:f>
+                      <m:num>
+                        <m:sSub>
+                          <m:e>
+                            <m:r>
+                              <w:rPr>
+                                <w:rFonts w:ascii="Cambria Math" w:hAnsi="Cambria Math"/>
+                              </w:rPr>
+                              <m:t xml:space="preserve">W</m:t>
+                            </m:r>
+                          </m:e>
+                          <m:sub>
+                            <m:r>
+                              <w:rPr>
+                                <w:rFonts w:ascii="Cambria Math" w:hAnsi="Cambria Math"/>
+                              </w:rPr>
+                              <m:t xml:space="preserve">T</m:t>
+                            </m:r>
+                          </m:sub>
+                        </m:sSub>
+                      </m:num>
+                      <m:den>
+                        <m:sSub>
+                          <m:e>
+                            <m:r>
+                              <w:rPr>
+                                <w:rFonts w:ascii="Cambria Math" w:hAnsi="Cambria Math"/>
+                              </w:rPr>
+                              <m:t xml:space="preserve">W</m:t>
+                            </m:r>
+                          </m:e>
+                          <m:sub>
+                            <m:r>
+                              <w:rPr>
+                                <w:rFonts w:ascii="Cambria Math" w:hAnsi="Cambria Math"/>
+                              </w:rPr>
+                              <m:t xml:space="preserve">0</m:t>
+                            </m:r>
+                          </m:sub>
+                        </m:sSub>
+                      </m:den>
+                    </m:f>
+                  </m:e>
+                </m:func>
+                <m:r>
+                  <w:rPr>
+                    <w:rFonts w:ascii="Cambria Math" w:hAnsi="Cambria Math"/>
+                  </w:rPr>
+                  <m:t xml:space="preserve">=</m:t>
+                </m:r>
+                <m:d>
+                  <m:dPr>
+                    <m:begChr m:val="("/>
+                    <m:endChr m:val=")"/>
+                  </m:dPr>
+                  <m:e>
+                    <m:r>
+                      <w:rPr>
+                        <w:rFonts w:ascii="Cambria Math" w:hAnsi="Cambria Math"/>
+                      </w:rPr>
+                      <m:t xml:space="preserve">g</m:t>
+                    </m:r>
+                    <m:d>
+                      <m:dPr>
+                        <m:begChr m:val="("/>
+                        <m:endChr m:val=")"/>
+                      </m:dPr>
+                      <m:e>
+                        <m:r>
+                          <w:rPr>
+                            <w:rFonts w:ascii="Cambria Math" w:hAnsi="Cambria Math"/>
+                          </w:rPr>
+                          <m:t xml:space="preserve">f</m:t>
+                        </m:r>
+                      </m:e>
+                    </m:d>
+                    <m:r>
+                      <w:rPr>
+                        <w:rFonts w:ascii="Cambria Math" w:hAnsi="Cambria Math"/>
+                      </w:rPr>
+                      <m:t xml:space="preserve">−λJf</m:t>
+                    </m:r>
+                  </m:e>
+                </m:d>
+                <m:r>
+                  <w:rPr>
+                    <w:rFonts w:ascii="Cambria Math" w:hAnsi="Cambria Math"/>
+                  </w:rPr>
+                  <m:t xml:space="preserve">T+N</m:t>
+                </m:r>
+                <m:func>
+                  <m:fName>
+                    <m:r>
+                      <m:rPr>
+                        <m:sty m:val="p"/>
+                      </m:rPr>
+                      <w:rPr>
+                        <w:rFonts w:ascii="Cambria Math" w:hAnsi="Cambria Math"/>
+                      </w:rPr>
+                      <m:t xml:space="preserve">ln</m:t>
+                    </m:r>
+                  </m:fName>
+                  <m:e>
+                    <m:d>
+                      <m:dPr>
+                        <m:begChr m:val="("/>
+                        <m:endChr m:val=")"/>
+                      </m:dPr>
+                      <m:e>
+                        <m:r>
+                          <w:rPr>
+                            <w:rFonts w:ascii="Cambria Math" w:hAnsi="Cambria Math"/>
+                          </w:rPr>
+                          <m:t xml:space="preserve">1+fJ</m:t>
+                        </m:r>
+                      </m:e>
+                    </m:d>
+                  </m:e>
+                </m:func>
+                <m:r>
+                  <w:rPr>
+                    <w:rFonts w:ascii="Cambria Math" w:hAnsi="Cambria Math"/>
+                  </w:rPr>
+                  <m:t xml:space="preserve">+fσ</m:t>
+                </m:r>
+                <m:rad>
+                  <m:radPr>
+                    <m:degHide m:val="1"/>
+                  </m:radPr>
+                  <m:deg/>
+                  <m:e>
+                    <m:r>
+                      <w:rPr>
+                        <w:rFonts w:ascii="Cambria Math" w:hAnsi="Cambria Math"/>
+                      </w:rPr>
+                      <m:t xml:space="preserve">T</m:t>
+                    </m:r>
+                  </m:e>
+                </m:rad>
+                <m:r>
+                  <w:rPr>
+                    <w:rFonts w:ascii="Cambria Math" w:hAnsi="Cambria Math"/>
+                  </w:rPr>
+                  <m:t xml:space="preserve">Z,    N~</m:t>
+                </m:r>
+                <m:r>
+                  <m:rPr>
+                    <m:sty m:val="p"/>
+                  </m:rPr>
+                  <w:rPr>
+                    <w:rFonts w:ascii="Cambria Math" w:hAnsi="Cambria Math"/>
+                  </w:rPr>
+                  <m:t xml:space="preserve">Poisson</m:t>
+                </m:r>
+                <m:d>
+                  <m:dPr>
+                    <m:begChr m:val="("/>
+                    <m:endChr m:val=")"/>
+                  </m:dPr>
+                  <m:e>
+                    <m:r>
+                      <w:rPr>
+                        <w:rFonts w:ascii="Cambria Math" w:hAnsi="Cambria Math"/>
+                      </w:rPr>
+                      <m:t xml:space="preserve">λT</m:t>
+                    </m:r>
+                  </m:e>
+                </m:d>
+                <m:r>
+                  <w:rPr>
+                    <w:rFonts w:ascii="Cambria Math" w:hAnsi="Cambria Math"/>
+                  </w:rPr>
+                  <m:t xml:space="preserve">.</m:t>
+                </m:r>
+              </m:oMath>
+            </m:oMathPara>
+          </w:p>
+        </w:tc>
+        <w:tc>
+          <w:tcPr>
+            <w:tcW w:w="900" w:type="dxa"/>
+            <w:vAlign w:val="center"/>
+          </w:tcPr>
+          <w:p>
+            <w:pPr>
+              <w:pStyle w:val="Equation"/>
+              <w:jc w:val="right"/>
+            </w:pPr>
+            <w:r>
+              <w:t xml:space="preserve">(21)</w:t>
+            </w:r>
+          </w:p>
+        </w:tc>
+      </w:tr>
+    </w:tbl>
+    <w:p>
+      <w:r>
+        <w:t xml:space="preserve">The Poisson law is itself a limit. If a crash can happen in each of n steps of a year with probability λ/n, the number of crashes is binomial, and</w:t>
+      </w:r>
+    </w:p>
+    <w:tbl>
+      <w:tblPr>
+        <w:tblW w:w="9026" w:type="dxa"/>
+        <w:tblBorders>
+          <w:top w:val="nil"/>
+          <w:left w:val="nil"/>
+          <w:bottom w:val="nil"/>
+          <w:right w:val="nil"/>
+          <w:insideH w:val="nil"/>
+          <w:insideV w:val="nil"/>
+        </w:tblBorders>
+        <w:tblLayout w:type="fixed"/>
+      </w:tblPr>
+      <w:tblGrid>
+        <w:gridCol w:w="8126"/>
+        <w:gridCol w:w="900"/>
+      </w:tblGrid>
+      <w:tr>
+        <w:tc>
+          <w:tcPr>
+            <w:tcW w:w="8126" w:type="dxa"/>
+            <w:vAlign w:val="center"/>
+          </w:tcPr>
+          <w:p>
+            <w:pPr>
+              <w:pStyle w:val="Equation"/>
+            </w:pPr>
+            <m:oMathPara>
+              <m:oMath>
+                <m:func>
+                  <m:fName>
+                    <m:limLow>
+                      <m:e>
+                        <m:r>
+                          <m:rPr>
+                            <m:sty m:val="p"/>
+                          </m:rPr>
+                          <w:rPr>
+                            <w:rFonts w:ascii="Cambria Math" w:hAnsi="Cambria Math"/>
+                          </w:rPr>
+                          <m:t xml:space="preserve">lim</m:t>
+                        </m:r>
+                      </m:e>
+                      <m:lim>
+                        <m:r>
+                          <w:rPr>
+                            <w:rFonts w:ascii="Cambria Math" w:hAnsi="Cambria Math"/>
+                          </w:rPr>
+                          <m:t xml:space="preserve">n→∞</m:t>
+                        </m:r>
+                      </m:lim>
+                    </m:limLow>
+                  </m:fName>
+                  <m:e>
+                    <m:r>
+                      <m:rPr>
+                        <m:sty m:val="p"/>
+                      </m:rPr>
+                      <w:rPr>
+                        <w:rFonts w:ascii="Cambria Math" w:hAnsi="Cambria Math"/>
+                      </w:rPr>
+                      <m:t xml:space="preserve">Bin</m:t>
+                    </m:r>
+                    <m:d>
+                      <m:dPr>
+                        <m:begChr m:val="("/>
+                        <m:endChr m:val=")"/>
+                      </m:dPr>
+                      <m:e>
+                        <m:r>
+                          <w:rPr>
+                            <w:rFonts w:ascii="Cambria Math" w:hAnsi="Cambria Math"/>
+                          </w:rPr>
+                          <m:t xml:space="preserve">k; n, </m:t>
+                        </m:r>
+                        <m:f>
+                          <m:num>
+                            <m:r>
+                              <w:rPr>
+                                <w:rFonts w:ascii="Cambria Math" w:hAnsi="Cambria Math"/>
+                              </w:rPr>
+                              <m:t xml:space="preserve">λ</m:t>
+                            </m:r>
+                          </m:num>
+                          <m:den>
+                            <m:r>
+                              <w:rPr>
+                                <w:rFonts w:ascii="Cambria Math" w:hAnsi="Cambria Math"/>
+                              </w:rPr>
+                              <m:t xml:space="preserve">n</m:t>
+                            </m:r>
+                          </m:den>
+                        </m:f>
+                      </m:e>
+                    </m:d>
+                  </m:e>
+                </m:func>
+                <m:r>
+                  <w:rPr>
+                    <w:rFonts w:ascii="Cambria Math" w:hAnsi="Cambria Math"/>
+                  </w:rPr>
+                  <m:t xml:space="preserve">=</m:t>
+                </m:r>
+                <m:f>
+                  <m:num>
+                    <m:sSup>
+                      <m:e>
+                        <m:r>
+                          <w:rPr>
+                            <w:rFonts w:ascii="Cambria Math" w:hAnsi="Cambria Math"/>
+                          </w:rPr>
+                          <m:t xml:space="preserve">e</m:t>
+                        </m:r>
+                      </m:e>
+                      <m:sup>
+                        <m:r>
+                          <w:rPr>
+                            <w:rFonts w:ascii="Cambria Math" w:hAnsi="Cambria Math"/>
+                          </w:rPr>
+                          <m:t xml:space="preserve">−λ</m:t>
+                        </m:r>
+                      </m:sup>
+                    </m:sSup>
+                    <m:sSup>
+                      <m:e>
+                        <m:r>
+                          <w:rPr>
+                            <w:rFonts w:ascii="Cambria Math" w:hAnsi="Cambria Math"/>
+                          </w:rPr>
+                          <m:t xml:space="preserve">λ</m:t>
+                        </m:r>
+                      </m:e>
+                      <m:sup>
+                        <m:r>
+                          <w:rPr>
+                            <w:rFonts w:ascii="Cambria Math" w:hAnsi="Cambria Math"/>
+                          </w:rPr>
+                          <m:t xml:space="preserve">k</m:t>
+                        </m:r>
+                      </m:sup>
+                    </m:sSup>
+                  </m:num>
+                  <m:den>
+                    <m:r>
+                      <w:rPr>
+                        <w:rFonts w:ascii="Cambria Math" w:hAnsi="Cambria Math"/>
+                      </w:rPr>
+                      <m:t xml:space="preserve">k!</m:t>
+                    </m:r>
+                  </m:den>
+                </m:f>
+                <m:r>
+                  <w:rPr>
+                    <w:rFonts w:ascii="Cambria Math" w:hAnsi="Cambria Math"/>
+                  </w:rPr>
+                  <m:t xml:space="preserve">,</m:t>
+                </m:r>
+              </m:oMath>
+            </m:oMathPara>
+          </w:p>
+        </w:tc>
+        <w:tc>
+          <w:tcPr>
+            <w:tcW w:w="900" w:type="dxa"/>
+            <w:vAlign w:val="center"/>
+          </w:tcPr>
+          <w:p>
+            <w:pPr>
+              <w:pStyle w:val="Equation"/>
+              <w:jc w:val="right"/>
+            </w:pPr>
+            <w:r>
+              <w:t xml:space="preserve">(22)</w:t>
+            </w:r>
+          </w:p>
+        </w:tc>
+      </w:tr>
+    </w:tbl>
+    <w:p>
+      <w:r>
+        <w:t xml:space="preserve">which is checked numerically for n = 1, 12, 52, 252 and 10 000. The distribution of log-wealth is a mixture of normal distributions, one for each number of crashes k:</w:t>
+      </w:r>
+    </w:p>
+    <w:tbl>
+      <w:tblPr>
+        <w:tblW w:w="9026" w:type="dxa"/>
+        <w:tblBorders>
+          <w:top w:val="nil"/>
+          <w:left w:val="nil"/>
+          <w:bottom w:val="nil"/>
+          <w:right w:val="nil"/>
+          <w:insideH w:val="nil"/>
+          <w:insideV w:val="nil"/>
+        </w:tblBorders>
+        <w:tblLayout w:type="fixed"/>
+      </w:tblPr>
+      <w:tblGrid>
+        <w:gridCol w:w="8126"/>
+        <w:gridCol w:w="900"/>
+      </w:tblGrid>
+      <w:tr>
+        <w:tc>
+          <w:tcPr>
+            <w:tcW w:w="8126" w:type="dxa"/>
+            <w:vAlign w:val="center"/>
+          </w:tcPr>
+          <w:p>
+            <w:pPr>
+              <w:pStyle w:val="Equation"/>
+            </w:pPr>
+            <m:oMathPara>
+              <m:oMath>
+                <m:sSub>
+                  <m:e>
+                    <m:r>
+                      <w:rPr>
+                        <w:rFonts w:ascii="Cambria Math" w:hAnsi="Cambria Math"/>
+                      </w:rPr>
+                      <m:t xml:space="preserve">F</m:t>
+                    </m:r>
+                  </m:e>
+                  <m:sub>
+                    <m:r>
+                      <w:rPr>
+                        <w:rFonts w:ascii="Cambria Math" w:hAnsi="Cambria Math"/>
+                      </w:rPr>
+                      <m:t xml:space="preserve">f</m:t>
+                    </m:r>
+                  </m:sub>
+                </m:sSub>
+                <m:d>
+                  <m:dPr>
+                    <m:begChr m:val="("/>
+                    <m:endChr m:val=")"/>
+                  </m:dPr>
+                  <m:e>
+                    <m:r>
+                      <w:rPr>
+                        <w:rFonts w:ascii="Cambria Math" w:hAnsi="Cambria Math"/>
+                      </w:rPr>
+                      <m:t xml:space="preserve">x</m:t>
+                    </m:r>
+                  </m:e>
+                </m:d>
+                <m:r>
+                  <w:rPr>
+                    <w:rFonts w:ascii="Cambria Math" w:hAnsi="Cambria Math"/>
+                  </w:rPr>
+                  <m:t xml:space="preserve">=</m:t>
+                </m:r>
+                <m:nary>
+                  <m:naryPr>
+                    <m:chr m:val="∑"/>
+                    <m:limLoc m:val="undOvr"/>
+                  </m:naryPr>
+                  <m:sub>
+                    <m:r>
+                      <w:rPr>
+                        <w:rFonts w:ascii="Cambria Math" w:hAnsi="Cambria Math"/>
+                      </w:rPr>
+                      <m:t xml:space="preserve">k=0</m:t>
+                    </m:r>
+                  </m:sub>
+                  <m:sup>
+                    <m:r>
+                      <w:rPr>
+                        <w:rFonts w:ascii="Cambria Math" w:hAnsi="Cambria Math"/>
+                      </w:rPr>
+                      <m:t xml:space="preserve">∞</m:t>
+                    </m:r>
+                  </m:sup>
+                  <m:e>
+                    <m:r>
+                      <w:rPr>
+                        <w:rFonts w:ascii="Cambria Math" w:hAnsi="Cambria Math"/>
+                      </w:rPr>
+                      <m:t xml:space="preserve">P</m:t>
+                    </m:r>
+                    <m:d>
+                      <m:dPr>
+                        <m:begChr m:val="("/>
+                        <m:endChr m:val=")"/>
+                      </m:dPr>
+                      <m:e>
+                        <m:r>
+                          <w:rPr>
+                            <w:rFonts w:ascii="Cambria Math" w:hAnsi="Cambria Math"/>
+                          </w:rPr>
+                          <m:t xml:space="preserve">N=k</m:t>
+                        </m:r>
+                      </m:e>
+                    </m:d>
+                    <m:r>
+                      <w:rPr>
+                        <w:rFonts w:ascii="Cambria Math" w:hAnsi="Cambria Math"/>
+                      </w:rPr>
+                      <m:t xml:space="preserve">Φ</m:t>
+                    </m:r>
+                    <m:d>
+                      <m:dPr>
+                        <m:begChr m:val="("/>
+                        <m:endChr m:val=")"/>
+                      </m:dPr>
+                      <m:e>
+                        <m:f>
+                          <m:num>
+                            <m:r>
+                              <w:rPr>
+                                <w:rFonts w:ascii="Cambria Math" w:hAnsi="Cambria Math"/>
+                              </w:rPr>
+                              <m:t xml:space="preserve">x−</m:t>
+                            </m:r>
+                            <m:d>
+                              <m:dPr>
+                                <m:begChr m:val="("/>
+                                <m:endChr m:val=")"/>
+                              </m:dPr>
+                              <m:e>
+                                <m:r>
+                                  <w:rPr>
+                                    <w:rFonts w:ascii="Cambria Math" w:hAnsi="Cambria Math"/>
+                                  </w:rPr>
+                                  <m:t xml:space="preserve">g</m:t>
+                                </m:r>
+                                <m:d>
+                                  <m:dPr>
+                                    <m:begChr m:val="("/>
+                                    <m:endChr m:val=")"/>
+                                  </m:dPr>
+                                  <m:e>
+                                    <m:r>
+                                      <w:rPr>
+                                        <w:rFonts w:ascii="Cambria Math" w:hAnsi="Cambria Math"/>
+                                      </w:rPr>
+                                      <m:t xml:space="preserve">f</m:t>
+                                    </m:r>
+                                  </m:e>
+                                </m:d>
+                                <m:r>
+                                  <w:rPr>
+                                    <w:rFonts w:ascii="Cambria Math" w:hAnsi="Cambria Math"/>
+                                  </w:rPr>
+                                  <m:t xml:space="preserve">−λJf</m:t>
+                                </m:r>
+                              </m:e>
+                            </m:d>
+                            <m:r>
+                              <w:rPr>
+                                <w:rFonts w:ascii="Cambria Math" w:hAnsi="Cambria Math"/>
+                              </w:rPr>
+                              <m:t xml:space="preserve">T−k</m:t>
+                            </m:r>
+                            <m:func>
+                              <m:fName>
+                                <m:r>
+                                  <m:rPr>
+                                    <m:sty m:val="p"/>
+                                  </m:rPr>
+                                  <w:rPr>
+                                    <w:rFonts w:ascii="Cambria Math" w:hAnsi="Cambria Math"/>
+                                  </w:rPr>
+                                  <m:t xml:space="preserve">ln</m:t>
+                                </m:r>
+                              </m:fName>
+                              <m:e>
+                                <m:d>
+                                  <m:dPr>
+                                    <m:begChr m:val="("/>
+                                    <m:endChr m:val=")"/>
+                                  </m:dPr>
+                                  <m:e>
+                                    <m:r>
+                                      <w:rPr>
+                                        <w:rFonts w:ascii="Cambria Math" w:hAnsi="Cambria Math"/>
+                                      </w:rPr>
+                                      <m:t xml:space="preserve">1+fJ</m:t>
+                                    </m:r>
+                                  </m:e>
+                                </m:d>
+                              </m:e>
+                            </m:func>
+                          </m:num>
+                          <m:den>
+                            <m:r>
+                              <w:rPr>
+                                <w:rFonts w:ascii="Cambria Math" w:hAnsi="Cambria Math"/>
+                              </w:rPr>
+                              <m:t xml:space="preserve">fσ</m:t>
+                            </m:r>
+                            <m:rad>
+                              <m:radPr>
+                                <m:degHide m:val="1"/>
+                              </m:radPr>
+                              <m:deg/>
+                              <m:e>
+                                <m:r>
+                                  <w:rPr>
+                                    <w:rFonts w:ascii="Cambria Math" w:hAnsi="Cambria Math"/>
+                                  </w:rPr>
+                                  <m:t xml:space="preserve">T</m:t>
+                                </m:r>
+                              </m:e>
+                            </m:rad>
+                          </m:den>
+                        </m:f>
+                      </m:e>
+                    </m:d>
+                  </m:e>
+                </m:nary>
+                <m:r>
+                  <w:rPr>
+                    <w:rFonts w:ascii="Cambria Math" w:hAnsi="Cambria Math"/>
+                  </w:rPr>
+                  <m:t xml:space="preserve">.</m:t>
+                </m:r>
+              </m:oMath>
+            </m:oMathPara>
+          </w:p>
+        </w:tc>
+        <w:tc>
+          <w:tcPr>
+            <w:tcW w:w="900" w:type="dxa"/>
+            <w:vAlign w:val="center"/>
+          </w:tcPr>
+          <w:p>
+            <w:pPr>
+              <w:pStyle w:val="Equation"/>
+              <w:jc w:val="right"/>
+            </w:pPr>
+            <w:r>
+              <w:t xml:space="preserve">(23)</w:t>
+            </w:r>
+          </w:p>
+        </w:tc>
+      </w:tr>
+    </w:tbl>
+    <w:p>
+      <w:r>
+        <w:t xml:space="preserve">The sum is truncated at k = 30, where the omitted Poisson weights are negligible. The mixture (23) has no closed-form inverse, so the IVT is used twice:</w:t>
+      </w:r>
+    </w:p>
+    <w:p>
+      <w:pPr>
+        <w:pStyle w:val="ListParagraph"/>
+        <w:numPr>
+          <w:ilvl w:val="0"/>
+          <w:numId w:val="1"/>
+        </w:numPr>
+      </w:pPr>
+      <w:r>
+        <w:rPr>
+          <w:b/>
+        </w:rPr>
+        <w:t xml:space="preserve">Quantile: </w:t>
+      </w:r>
+      <m:oMath>
+        <m:sSub>
+          <m:e>
+            <m:r>
+              <w:rPr>
+                <w:rFonts w:ascii="Cambria Math" w:hAnsi="Cambria Math"/>
+              </w:rPr>
+              <m:t xml:space="preserve">F</m:t>
+            </m:r>
+          </m:e>
+          <m:sub>
+            <m:r>
+              <w:rPr>
+                <w:rFonts w:ascii="Cambria Math" w:hAnsi="Cambria Math"/>
+              </w:rPr>
+              <m:t xml:space="preserve">f</m:t>
+            </m:r>
+          </m:sub>
+        </m:sSub>
+      </m:oMath>
+      <w:r>
+        <w:t xml:space="preserve"> is continuous and strictly increasing from 0 to 1, so </w:t>
+      </w:r>
+      <m:oMath>
+        <m:sSub>
+          <m:e>
+            <m:r>
+              <w:rPr>
+                <w:rFonts w:ascii="Cambria Math" w:hAnsi="Cambria Math"/>
+              </w:rPr>
+              <m:t xml:space="preserve">F</m:t>
+            </m:r>
+          </m:e>
+          <m:sub>
+            <m:r>
+              <w:rPr>
+                <w:rFonts w:ascii="Cambria Math" w:hAnsi="Cambria Math"/>
+              </w:rPr>
+              <m:t xml:space="preserve">f</m:t>
+            </m:r>
+          </m:sub>
+        </m:sSub>
+        <m:d>
+          <m:dPr>
+            <m:begChr m:val="("/>
+            <m:endChr m:val=")"/>
+          </m:dPr>
+          <m:e>
+            <m:r>
+              <w:rPr>
+                <w:rFonts w:ascii="Cambria Math" w:hAnsi="Cambria Math"/>
+              </w:rPr>
+              <m:t xml:space="preserve">x</m:t>
+            </m:r>
+          </m:e>
+        </m:d>
+        <m:r>
+          <w:rPr>
+            <w:rFonts w:ascii="Cambria Math" w:hAnsi="Cambria Math"/>
+          </w:rPr>
+          <m:t xml:space="preserve">=1−α</m:t>
+        </m:r>
+      </m:oMath>
+      <w:r>
+        <w:t xml:space="preserve"> has a unique solution, found by bisection. This gives </w:t>
+      </w:r>
+      <m:oMath>
+        <m:sSubSup>
+          <m:e>
+            <m:r>
+              <m:rPr>
+                <m:sty m:val="p"/>
+              </m:rPr>
+              <w:rPr>
+                <w:rFonts w:ascii="Cambria Math" w:hAnsi="Cambria Math"/>
+              </w:rPr>
+              <m:t xml:space="preserve">VaR</m:t>
+            </m:r>
+          </m:e>
+          <m:sub>
+            <m:r>
+              <w:rPr>
+                <w:rFonts w:ascii="Cambria Math" w:hAnsi="Cambria Math"/>
+              </w:rPr>
+              <m:t xml:space="preserve">α</m:t>
+            </m:r>
+          </m:sub>
+          <m:sup>
+            <m:r>
+              <m:rPr>
+                <m:sty m:val="p"/>
+              </m:rPr>
+              <w:rPr>
+                <w:rFonts w:ascii="Cambria Math" w:hAnsi="Cambria Math"/>
+              </w:rPr>
+              <m:t xml:space="preserve">crash</m:t>
+            </m:r>
+          </m:sup>
+        </m:sSubSup>
+        <m:d>
+          <m:dPr>
+            <m:begChr m:val="("/>
+            <m:endChr m:val=")"/>
+          </m:dPr>
+          <m:e>
+            <m:r>
+              <w:rPr>
+                <w:rFonts w:ascii="Cambria Math" w:hAnsi="Cambria Math"/>
+              </w:rPr>
+              <m:t xml:space="preserve">f</m:t>
+            </m:r>
+          </m:e>
+        </m:d>
+        <m:r>
+          <w:rPr>
+            <w:rFonts w:ascii="Cambria Math" w:hAnsi="Cambria Math"/>
+          </w:rPr>
+          <m:t xml:space="preserve">=1−</m:t>
+        </m:r>
+        <m:sSup>
+          <m:e>
+            <m:r>
+              <w:rPr>
+                <w:rFonts w:ascii="Cambria Math" w:hAnsi="Cambria Math"/>
+              </w:rPr>
+              <m:t xml:space="preserve">e</m:t>
+            </m:r>
+          </m:e>
+          <m:sup>
+            <m:r>
+              <w:rPr>
+                <w:rFonts w:ascii="Cambria Math" w:hAnsi="Cambria Math"/>
+              </w:rPr>
+              <m:t xml:space="preserve">x</m:t>
+            </m:r>
+          </m:sup>
+        </m:sSup>
+      </m:oMath>
+      <w:r>
+        <w:t xml:space="preserve">.</w:t>
+      </w:r>
+    </w:p>
+    <w:p>
+      <w:pPr>
+        <w:pStyle w:val="ListParagraph"/>
+        <w:numPr>
+          <w:ilvl w:val="0"/>
+          <w:numId w:val="1"/>
+        </w:numPr>
+      </w:pPr>
+      <w:r>
+        <w:rPr>
+          <w:b/>
+        </w:rPr>
+        <w:t xml:space="preserve">Allocation: </w:t>
+      </w:r>
+      <m:oMath>
+        <m:sSubSup>
+          <m:e>
+            <m:r>
+              <m:rPr>
+                <m:sty m:val="p"/>
+              </m:rPr>
+              <w:rPr>
+                <w:rFonts w:ascii="Cambria Math" w:hAnsi="Cambria Math"/>
+              </w:rPr>
+              <m:t xml:space="preserve">VaR</m:t>
+            </m:r>
+          </m:e>
+          <m:sub>
+            <m:r>
+              <w:rPr>
+                <w:rFonts w:ascii="Cambria Math" w:hAnsi="Cambria Math"/>
+              </w:rPr>
+              <m:t xml:space="preserve">α</m:t>
+            </m:r>
+          </m:sub>
+          <m:sup>
+            <m:r>
+              <m:rPr>
+                <m:sty m:val="p"/>
+              </m:rPr>
+              <w:rPr>
+                <w:rFonts w:ascii="Cambria Math" w:hAnsi="Cambria Math"/>
+              </w:rPr>
+              <m:t xml:space="preserve">crash</m:t>
+            </m:r>
+          </m:sup>
+        </m:sSubSup>
+        <m:d>
+          <m:dPr>
+            <m:begChr m:val="("/>
+            <m:endChr m:val=")"/>
+          </m:dPr>
+          <m:e>
+            <m:r>
+              <w:rPr>
+                <w:rFonts w:ascii="Cambria Math" w:hAnsi="Cambria Math"/>
+              </w:rPr>
+              <m:t xml:space="preserve">f</m:t>
+            </m:r>
+          </m:e>
+        </m:d>
+        <m:r>
+          <w:rPr>
+            <w:rFonts w:ascii="Cambria Math" w:hAnsi="Cambria Math"/>
+          </w:rPr>
+          <m:t xml:space="preserve">−L</m:t>
+        </m:r>
+      </m:oMath>
+      <w:r>
+        <w:t xml:space="preserve"> is continuous on </w:t>
+      </w:r>
+      <m:oMath>
+        <m:d>
+          <m:dPr>
+            <m:begChr m:val="["/>
+            <m:endChr m:val="]"/>
+          </m:dPr>
+          <m:e>
+            <m:r>
+              <w:rPr>
+                <w:rFonts w:ascii="Cambria Math" w:hAnsi="Cambria Math"/>
+              </w:rPr>
+              <m:t xml:space="preserve">0, </m:t>
+            </m:r>
+            <m:sSub>
+              <m:e>
+                <m:r>
+                  <w:rPr>
+                    <w:rFonts w:ascii="Cambria Math" w:hAnsi="Cambria Math"/>
+                  </w:rPr>
+                  <m:t xml:space="preserve">f</m:t>
+                </m:r>
+              </m:e>
+              <m:sub>
+                <m:r>
+                  <m:rPr>
+                    <m:sty m:val="p"/>
+                  </m:rPr>
+                  <w:rPr>
+                    <w:rFonts w:ascii="Cambria Math" w:hAnsi="Cambria Math"/>
+                  </w:rPr>
+                  <m:t xml:space="preserve">max</m:t>
+                </m:r>
+              </m:sub>
+            </m:sSub>
+          </m:e>
+        </m:d>
+      </m:oMath>
+      <w:r>
+        <w:t xml:space="preserve"> and has the same sign change as (</w:t>
+      </w:r>
+      <w:r>
+        <w:t xml:space="preserve">17</w:t>
+      </w:r>
+      <w:r>
+        <w:t xml:space="preserve">), so a second bisection gives </w:t>
+      </w:r>
+      <m:oMath>
+        <m:sSub>
+          <m:e>
+            <m:r>
+              <w:rPr>
+                <w:rFonts w:ascii="Cambria Math" w:hAnsi="Cambria Math"/>
+              </w:rPr>
+              <m:t xml:space="preserve">f</m:t>
+            </m:r>
+          </m:e>
+          <m:sub>
+            <m:r>
+              <m:rPr>
+                <m:sty m:val="p"/>
+              </m:rPr>
+              <w:rPr>
+                <w:rFonts w:ascii="Cambria Math" w:hAnsi="Cambria Math"/>
+              </w:rPr>
+              <m:t xml:space="preserve">crash</m:t>
+            </m:r>
+          </m:sub>
+        </m:sSub>
+      </m:oMath>
+      <w:r>
+        <w:t xml:space="preserve">.</w:t>
+      </w:r>
+    </w:p>
+    <w:p>
+      <w:r>
+        <w:t xml:space="preserve">With λ = 0 every formula reduces exactly to Section 3.4.3, which is used as a test. The result is verified by Monte Carlo as in Section 3.4.5, now with a crash coin-flip of probability λΔt in every step.</w:t>
+      </w:r>
+    </w:p>
+    <w:p>
+      <w:pPr>
         <w:pStyle w:val="Heading2"/>
       </w:pPr>
       <w:r>
@@ -7273,7 +8318,7 @@
               <w:jc w:val="right"/>
             </w:pPr>
             <w:r>
-              <w:t xml:space="preserve">(21)</w:t>
+              <w:t xml:space="preserve">(24)</w:t>
             </w:r>
           </w:p>
         </w:tc>
@@ -7454,7 +8499,7 @@
               <w:jc w:val="right"/>
             </w:pPr>
             <w:r>
-              <w:t xml:space="preserve">(22)</w:t>
+              <w:t xml:space="preserve">(25)</w:t>
             </w:r>
           </w:p>
         </w:tc>
@@ -7885,6 +8930,63 @@
         <w:tc>
           <w:tcPr>
             <w:tcW w:w="1000" w:type="dxa"/>
+          </w:tcPr>
+          <w:p>
+            <w:pPr>
+              <w:pStyle w:val="TableText"/>
+            </w:pPr>
+            <w:r>
+              <w:t xml:space="preserve">4</w:t>
+            </w:r>
+          </w:p>
+        </w:tc>
+        <w:tc>
+          <w:tcPr>
+            <w:tcW w:w="4126" w:type="dxa"/>
+          </w:tcPr>
+          <w:p>
+            <w:pPr>
+              <w:pStyle w:val="TableText"/>
+            </w:pPr>
+            <w:r>
+              <w:t xml:space="preserve">Monte Carlo paths; random seed</w:t>
+            </w:r>
+          </w:p>
+        </w:tc>
+        <w:tc>
+          <w:tcPr>
+            <w:tcW w:w="1700" w:type="dxa"/>
+          </w:tcPr>
+          <w:p>
+            <w:pPr>
+              <w:pStyle w:val="TableText"/>
+            </w:pPr>
+            <w:r>
+              <w:t xml:space="preserve">–</w:t>
+            </w:r>
+          </w:p>
+        </w:tc>
+        <w:tc>
+          <w:tcPr>
+            <w:tcW w:w="2200" w:type="dxa"/>
+          </w:tcPr>
+          <w:p>
+            <w:pPr>
+              <w:pStyle w:val="TableText"/>
+            </w:pPr>
+            <w:r>
+              <w:t xml:space="preserve">20 000; 42</w:t>
+            </w:r>
+          </w:p>
+        </w:tc>
+      </w:tr>
+      <w:tr>
+        <w:trPr>
+          <w:cantSplit/>
+        </w:trPr>
+        <w:tc>
+          <w:tcPr>
+            <w:tcW w:w="1000" w:type="dxa"/>
             <w:tcBorders>
               <w:bottom w:val="single" w:sz="8" w:color="000000"/>
             </w:tcBorders>
@@ -7910,7 +9012,7 @@
               <w:pStyle w:val="TableText"/>
             </w:pPr>
             <w:r>
-              <w:t xml:space="preserve">Monte Carlo paths; random seed</w:t>
+              <w:t xml:space="preserve">Crash rate; crash size (Section 3.4.6)</w:t>
             </w:r>
           </w:p>
         </w:tc>
@@ -7926,7 +9028,7 @@
               <w:pStyle w:val="TableText"/>
             </w:pPr>
             <w:r>
-              <w:t xml:space="preserve">–</w:t>
+              <w:t xml:space="preserve">λ, J</w:t>
             </w:r>
           </w:p>
         </w:tc>
@@ -7942,7 +9044,7 @@
               <w:pStyle w:val="TableText"/>
             </w:pPr>
             <w:r>
-              <w:t xml:space="preserve">20 000; 42</w:t>
+              <w:t xml:space="preserve">0.1 per year; −25%</w:t>
             </w:r>
           </w:p>
         </w:tc>
@@ -7971,7 +9073,7 @@
     </w:p>
     <w:p>
       <w:r>
-        <w:t xml:space="preserve">Correctness is checked by an automated suite of 15 pytest tests, whose checks are repeated in a MATLAB test script, covering:</w:t>
+        <w:t xml:space="preserve">Correctness is checked by an automated suite of 19 pytest tests, whose checks are repeated in a MATLAB test script, covering:</w:t>
       </w:r>
     </w:p>
     <w:p>
@@ -8055,7 +9157,19 @@
         </w:numPr>
       </w:pPr>
       <w:r>
-        <w:t xml:space="preserve">the VaR of the risk-free portfolio, the VaR root, the non-binding case and the Monte Carlo VaR.</w:t>
+        <w:t xml:space="preserve">the VaR of the risk-free portfolio, the VaR root, the non-binding case and the Monte Carlo VaR;</w:t>
+      </w:r>
+    </w:p>
+    <w:p>
+      <w:pPr>
+        <w:pStyle w:val="ListParagraph"/>
+        <w:numPr>
+          <w:ilvl w:val="0"/>
+          <w:numId w:val="1"/>
+        </w:numPr>
+      </w:pPr>
+      <w:r>
+        <w:t xml:space="preserve">the crash model: reduction to the normal VaR when λ = 0, the binomial → Poisson limit, the crash-aware VaR root and its Monte Carlo check.</w:t>
       </w:r>
     </w:p>
     <w:p>
@@ -8137,7 +9251,7 @@
     </w:p>
     <w:p>
       <w:r>
-        <w:t xml:space="preserve">The method relies on the standard assumptions of continuous-time finance: constant μ, σ and r; normally distributed log-returns; frictionless trading without transaction costs or taxes; continuous rebalancing; and unlimited borrowing at the risk-free rate. The VaR is parametric (normal), not historical, and is evaluated over a one-year horizon. These assumptions make the limits analytically tractable. Their consequences, in particular the underestimation of tail risk when real returns have fat tails, are discussed with the results.</w:t>
+        <w:t xml:space="preserve">The method relies on the standard assumptions of continuous-time finance: constant μ, σ and r; normally distributed log-returns; frictionless trading without transaction costs or taxes; continuous rebalancing; and unlimited borrowing at the risk-free rate. The VaR is parametric (normal), not historical, and is evaluated over a one-year horizon. These assumptions make the limits analytically tractable. The normality assumption is relaxed in Section 3.4.6 by adding rare crashes, whose rate and size are assumed rather than estimated. The consequences of the remaining assumptions are discussed with the results.</w:t>
       </w:r>
     </w:p>
     <w:sectPr>

--- a/report/Methodology.docx
+++ b/report/Methodology.docx
@@ -12,7 +12,7 @@
     </w:p>
     <w:p>
       <w:r>
-        <w:t xml:space="preserve">This section describes how the study is carried out. The same three-step procedure is applied to four financial problems: (i) a </w:t>
+        <w:t xml:space="preserve">This section describes how the study is carried out. The same three-step procedure is applied to five financial problems: (i) a </w:t>
       </w:r>
       <w:r>
         <w:rPr>
@@ -30,7 +30,7 @@
         <w:t xml:space="preserve">continuous limit</w:t>
       </w:r>
       <w:r>
-        <w:t xml:space="preserve"> is derived analytically as the step size goes to zero; and (iii) the speed at which the discrete model approaches the limit is measured numerically. The four modules form a chain. The continuous limits obtained in Module 1 (compounding) and Module 3 (price dynamics) are the assumptions behind the closed-form wealth and risk formulas of Module 4, where continuity and the Intermediate Value Theorem (IVT) are used to find a portfolio allocation that satisfies a Value-at-Risk (VaR) constraint. Table 1 summarises the design.</w:t>
+        <w:t xml:space="preserve"> is derived analytically as the step size goes to zero; and (iii) the speed at which the discrete model approaches the limit is measured numerically. The five modules form a chain. The continuous limits obtained in Module 1 (compounding) and Module 3 (price dynamics) are the assumptions behind the closed-form wealth and risk formulas of Module 4, where continuity and the Intermediate Value Theorem (IVT) are used to find a portfolio allocation that satisfies a Value-at-Risk (VaR) constraint. Module 5 extends the allocation to several assets (stocks, gold and bonds) and adds a limit of its own: a search grid whose step goes to zero. Table 1 summarises the design.</w:t>
       </w:r>
     </w:p>
     <w:p>
@@ -45,7 +45,7 @@
         <w:t xml:space="preserve">Table 1. </w:t>
       </w:r>
       <w:r>
-        <w:t xml:space="preserve">Overview of the four modules.</w:t>
+        <w:t xml:space="preserve">Overview of the five modules.</w:t>
       </w:r>
     </w:p>
     <w:tbl>
@@ -579,9 +579,6 @@
         <w:tc>
           <w:tcPr>
             <w:tcW w:w="1500" w:type="dxa"/>
-            <w:tcBorders>
-              <w:bottom w:val="single" w:sz="8" w:color="000000"/>
-            </w:tcBorders>
           </w:tcPr>
           <w:p>
             <w:pPr>
@@ -595,9 +592,6 @@
         <w:tc>
           <w:tcPr>
             <w:tcW w:w="2226" w:type="dxa"/>
-            <w:tcBorders>
-              <w:bottom w:val="single" w:sz="8" w:color="000000"/>
-            </w:tcBorders>
           </w:tcPr>
           <w:p>
             <w:pPr>
@@ -611,9 +605,6 @@
         <w:tc>
           <w:tcPr>
             <w:tcW w:w="1250" w:type="dxa"/>
-            <w:tcBorders>
-              <w:bottom w:val="single" w:sz="8" w:color="000000"/>
-            </w:tcBorders>
           </w:tcPr>
           <w:p>
             <w:pPr>
@@ -638,6 +629,37 @@
         <w:tc>
           <w:tcPr>
             <w:tcW w:w="2050" w:type="dxa"/>
+          </w:tcPr>
+          <w:p>
+            <w:pPr>
+              <w:pStyle w:val="TableText"/>
+            </w:pPr>
+            <w:r>
+              <w:t xml:space="preserve">Closed-form VaR, Kelly fraction, root of VaR(f) = L</w:t>
+            </w:r>
+          </w:p>
+        </w:tc>
+        <w:tc>
+          <w:tcPr>
+            <w:tcW w:w="2000" w:type="dxa"/>
+          </w:tcPr>
+          <w:p>
+            <w:pPr>
+              <w:pStyle w:val="TableText"/>
+            </w:pPr>
+            <w:r>
+              <w:t xml:space="preserve">Monte Carlo VaR; bisection interval width</w:t>
+            </w:r>
+          </w:p>
+        </w:tc>
+      </w:tr>
+      <w:tr>
+        <w:trPr>
+          <w:cantSplit/>
+        </w:trPr>
+        <w:tc>
+          <w:tcPr>
+            <w:tcW w:w="1500" w:type="dxa"/>
             <w:tcBorders>
               <w:bottom w:val="single" w:sz="8" w:color="000000"/>
             </w:tcBorders>
@@ -647,7 +669,60 @@
               <w:pStyle w:val="TableText"/>
             </w:pPr>
             <w:r>
-              <w:t xml:space="preserve">Closed-form VaR, Kelly fraction, root of VaR(f) = L</w:t>
+              <w:t xml:space="preserve">5. Best mix</w:t>
+            </w:r>
+          </w:p>
+        </w:tc>
+        <w:tc>
+          <w:tcPr>
+            <w:tcW w:w="2226" w:type="dxa"/>
+            <w:tcBorders>
+              <w:bottom w:val="single" w:sz="8" w:color="000000"/>
+            </w:tcBorders>
+          </w:tcPr>
+          <w:p>
+            <w:pPr>
+              <w:pStyle w:val="TableText"/>
+            </w:pPr>
+            <w:r>
+              <w:t xml:space="preserve">Grid of mixes with step 1/s; one bisection per mix</w:t>
+            </w:r>
+          </w:p>
+        </w:tc>
+        <w:tc>
+          <w:tcPr>
+            <w:tcW w:w="1250" w:type="dxa"/>
+            <w:tcBorders>
+              <w:bottom w:val="single" w:sz="8" w:color="000000"/>
+            </w:tcBorders>
+          </w:tcPr>
+          <w:p>
+            <w:pPr>
+              <w:pStyle w:val="TableText"/>
+            </w:pPr>
+            <m:oMath>
+              <m:r>
+                <w:rPr>
+                  <w:rFonts w:ascii="Cambria Math" w:hAnsi="Cambria Math"/>
+                </w:rPr>
+                <m:t xml:space="preserve">s→∞</m:t>
+              </m:r>
+            </m:oMath>
+          </w:p>
+        </w:tc>
+        <w:tc>
+          <w:tcPr>
+            <w:tcW w:w="2050" w:type="dxa"/>
+            <w:tcBorders>
+              <w:bottom w:val="single" w:sz="8" w:color="000000"/>
+            </w:tcBorders>
+          </w:tcPr>
+          <w:p>
+            <w:pPr>
+              <w:pStyle w:val="TableText"/>
+            </w:pPr>
+            <w:r>
+              <w:t xml:space="preserve">Unique best mix (a convex problem)</w:t>
             </w:r>
           </w:p>
         </w:tc>
@@ -663,7 +738,7 @@
               <w:pStyle w:val="TableText"/>
             </w:pPr>
             <w:r>
-              <w:t xml:space="preserve">Monte Carlo VaR; bisection interval width</w:t>
+              <w:t xml:space="preserve">Best growth on nested grids; zooming grid</w:t>
             </w:r>
           </w:p>
         </w:tc>
@@ -5296,7 +5371,7 @@
     </w:tbl>
     <w:p>
       <w:r>
-        <w:t xml:space="preserve">The same value is also found without the formula, by applying bisection (Section 3.5.1) to a central-difference approximation of g′ (h = 10⁻⁶) on [0, 10] with tolerance 10⁻¹⁰.</w:t>
+        <w:t xml:space="preserve">The same value is also found without the formula, by applying bisection (Section 3.6.1) to a central-difference approximation of g′ (h = 10⁻⁶) on [0, 10] with tolerance 10⁻¹⁰.</w:t>
       </w:r>
     </w:p>
     <w:p>
@@ -5993,7 +6068,59 @@
         <w:t xml:space="preserve">Uniqueness: </w:t>
       </w:r>
       <w:r>
-        <w:t xml:space="preserve">for f ≥ 0, VaR is strictly increasing whenever </w:t>
+        <w:t xml:space="preserve">VaR(f) = L is a quadratic equation in f whose constant term, ln(1 − L) − rT, is negative exactly when h(0) &lt; 0. The product of its two roots is then negative, so exactly one root is positive: the root </w:t>
+      </w:r>
+      <m:oMath>
+        <m:sSub>
+          <m:e>
+            <m:r>
+              <w:rPr>
+                <w:rFonts w:ascii="Cambria Math" w:hAnsi="Cambria Math"/>
+              </w:rPr>
+              <m:t xml:space="preserve">f</m:t>
+            </m:r>
+          </m:e>
+          <m:sub>
+            <m:r>
+              <m:rPr>
+                <m:sty m:val="p"/>
+              </m:rPr>
+              <w:rPr>
+                <w:rFonts w:ascii="Cambria Math" w:hAnsi="Cambria Math"/>
+              </w:rPr>
+              <m:t xml:space="preserve">VaR</m:t>
+            </m:r>
+          </m:sub>
+        </m:sSub>
+      </m:oMath>
+      <w:r>
+        <w:t xml:space="preserve"> is unique for every horizon T, and every f ≤ </w:t>
+      </w:r>
+      <m:oMath>
+        <m:sSub>
+          <m:e>
+            <m:r>
+              <w:rPr>
+                <w:rFonts w:ascii="Cambria Math" w:hAnsi="Cambria Math"/>
+              </w:rPr>
+              <m:t xml:space="preserve">f</m:t>
+            </m:r>
+          </m:e>
+          <m:sub>
+            <m:r>
+              <m:rPr>
+                <m:sty m:val="p"/>
+              </m:rPr>
+              <w:rPr>
+                <w:rFonts w:ascii="Cambria Math" w:hAnsi="Cambria Math"/>
+              </w:rPr>
+              <m:t xml:space="preserve">VaR</m:t>
+            </m:r>
+          </m:sub>
+        </m:sSub>
+      </m:oMath>
+      <w:r>
+        <w:t xml:space="preserve"> satisfies the constraint. For T = 1, VaR is even strictly increasing, because </w:t>
       </w:r>
       <m:oMath>
         <m:d>
@@ -6056,59 +6183,7 @@
         </m:r>
       </m:oMath>
       <w:r>
-        <w:t xml:space="preserve">, so the root </w:t>
-      </w:r>
-      <m:oMath>
-        <m:sSub>
-          <m:e>
-            <m:r>
-              <w:rPr>
-                <w:rFonts w:ascii="Cambria Math" w:hAnsi="Cambria Math"/>
-              </w:rPr>
-              <m:t xml:space="preserve">f</m:t>
-            </m:r>
-          </m:e>
-          <m:sub>
-            <m:r>
-              <m:rPr>
-                <m:sty m:val="p"/>
-              </m:rPr>
-              <w:rPr>
-                <w:rFonts w:ascii="Cambria Math" w:hAnsi="Cambria Math"/>
-              </w:rPr>
-              <m:t xml:space="preserve">VaR</m:t>
-            </m:r>
-          </m:sub>
-        </m:sSub>
-      </m:oMath>
-      <w:r>
-        <w:t xml:space="preserve"> is unique and every f ≤ </w:t>
-      </w:r>
-      <m:oMath>
-        <m:sSub>
-          <m:e>
-            <m:r>
-              <w:rPr>
-                <w:rFonts w:ascii="Cambria Math" w:hAnsi="Cambria Math"/>
-              </w:rPr>
-              <m:t xml:space="preserve">f</m:t>
-            </m:r>
-          </m:e>
-          <m:sub>
-            <m:r>
-              <m:rPr>
-                <m:sty m:val="p"/>
-              </m:rPr>
-              <w:rPr>
-                <w:rFonts w:ascii="Cambria Math" w:hAnsi="Cambria Math"/>
-              </w:rPr>
-              <m:t xml:space="preserve">VaR</m:t>
-            </m:r>
-          </m:sub>
-        </m:sSub>
-      </m:oMath>
-      <w:r>
-        <w:t xml:space="preserve"> satisfies the constraint.</w:t>
+        <w:t xml:space="preserve">. The quadratic formula gives the same root and is used as a check on the bisection.</w:t>
       </w:r>
     </w:p>
     <w:p>
@@ -8109,11 +8184,8 @@
       </w:r>
     </w:p>
     <w:p>
-      <w:pPr>
-        <w:pStyle w:val="Heading2"/>
-      </w:pPr>
-      <w:r>
-        <w:t xml:space="preserve">3.5 Numerical methods</w:t>
+      <w:r>
+        <w:t xml:space="preserve">Crashes also lower the long-run growth, although the average return is unchanged: g_crash(f) = g(f) − λJf + λ ln(1 + fJ) &lt; g(f), because ln(1 + x) &lt; x for x ≠ 0. Its slope is continuous, equals μ − r &gt; 0 at f = 0 and tends to −∞ before a single crash would wipe out the portfolio, so a further bisection gives the crash-aware Kelly fraction f*_crash, and the decision becomes f_opt = min(f*_crash, f_crash, f_max).</w:t>
       </w:r>
     </w:p>
     <w:p>
@@ -8121,7 +8193,69 @@
         <w:pStyle w:val="Heading3"/>
       </w:pPr>
       <w:r>
-        <w:t xml:space="preserve">3.5.1 Bisection: the IVT as an algorithm</w:t>
+        <w:t xml:space="preserve">3.4.7 Expected Shortfall</w:t>
+      </w:r>
+    </w:p>
+    <w:p>
+      <w:r>
+        <w:t xml:space="preserve">VaR gives the loss that the worst 1 − α of years exceed, but not how large those losses are. The Expected Shortfall (ES) is their average loss. With log(W_T/W_0) ~ N(m, s²), m = g(f)T and s = fσ√T, completing the square as for the mean of a lognormal variable gives ES(f) = 1 − e^(m + s²/2) Φ(−z_α − s)/(1 − α), which is never below the VaR. ES is continuous in f, and ln(1 − ES(f)) is concave because Φ is log-concave, so the same IVT and bisection give the unique largest f with ES(f) ≤ L. With crashes, each normal component of the mixture contributes in the same way below the VaR point. ES is reported next to the VaR and checked by Monte Carlo as the average of the worst 5% of simulated outcomes.</w:t>
+      </w:r>
+    </w:p>
+    <w:p>
+      <w:pPr>
+        <w:pStyle w:val="Heading2"/>
+      </w:pPr>
+      <w:r>
+        <w:t xml:space="preserve">3.5 Module 5: the best mix of several assets</w:t>
+      </w:r>
+    </w:p>
+    <w:p>
+      <w:r>
+        <w:rPr>
+          <w:b/>
+        </w:rPr>
+        <w:t xml:space="preserve">Discrete model. </w:t>
+      </w:r>
+      <w:r>
+        <w:t xml:space="preserve">The investor can also hold gold and bonds. With weights w in the risky assets (w_i ≥ 0, Σw_i ≤ 1, the rest in the bank) and the covariance matrix C_ij = ρ_ij σ_i σ_j, continuous rebalancing gives a normal log-wealth with growth g(w) = r + w·(μ − r) − ½wᵀCw and spread sd(w) = √(wᵀCw). A fixed mix d of the risky assets (d_i ≥ 0, Σd_i = 1) held at a share f behaves exactly like one fund with μ_d = r + d·(μ − r) and σ_d = √(dᵀCd), so Module 4 gives each fund's best share f = min(f*_d, f_VaR(d), 1), with f_VaR(d) found by bisection. Every mix on a grid with step 1/s is tried (5151 funds for s = 100) and the fastest-growing one is kept; there is no borrowing and no short selling.</w:t>
+      </w:r>
+    </w:p>
+    <w:p>
+      <w:r>
+        <w:rPr>
+          <w:b/>
+        </w:rPr>
+        <w:t xml:space="preserve">Existence and uniqueness. </w:t>
+      </w:r>
+      <w:r>
+        <w:t xml:space="preserve">g is strictly concave and sd is a norm, so g(w)T − z_α sd(w)√T is concave and the mixes with VaR ≤ L form a convex set. The best mix therefore exists (Extreme Value Theorem) and is unique.</w:t>
+      </w:r>
+    </w:p>
+    <w:p>
+      <w:r>
+        <w:rPr>
+          <w:b/>
+        </w:rPr>
+        <w:t xml:space="preserve">Limit and numerical procedure. </w:t>
+      </w:r>
+      <w:r>
+        <w:t xml:space="preserve">If s divides s′, the grid with step 1/s′ contains the grid with step 1/s, so the best growth on the nested grids s = 25, 50, …, 1600 cannot decrease; because each fund's growth depends continuously on the mix, it converges to the true maximum as the step goes to zero. On these fine grids f_VaR(d) is taken from the quadratic formula of Section 3.4.3, which gives the same result as the bisection on the 1% grid, and a grid that zooms in around the best fund (its window halved 40 times) gives the limit. The flatness of the optimum is measured by the range of weights among all mixes within 0.01% a year of the best, and a Monte Carlo simulation with correlated daily returns checks the VaR of the best mix.</w:t>
+      </w:r>
+    </w:p>
+    <w:p>
+      <w:pPr>
+        <w:pStyle w:val="Heading2"/>
+      </w:pPr>
+      <w:r>
+        <w:t xml:space="preserve">3.6 Numerical methods</w:t>
+      </w:r>
+    </w:p>
+    <w:p>
+      <w:pPr>
+        <w:pStyle w:val="Heading3"/>
+      </w:pPr>
+      <w:r>
+        <w:t xml:space="preserve">3.6.1 Bisection: the IVT as an algorithm</w:t>
       </w:r>
     </w:p>
     <w:p>
@@ -8334,7 +8468,7 @@
         <w:pStyle w:val="Heading3"/>
       </w:pPr>
       <w:r>
-        <w:t xml:space="preserve">3.5.2 Normal distribution functions</w:t>
+        <w:t xml:space="preserve">3.6.2 Normal distribution functions</w:t>
       </w:r>
     </w:p>
     <w:p>
@@ -8538,7 +8672,7 @@
         <w:pStyle w:val="Heading2"/>
       </w:pPr>
       <w:r>
-        <w:t xml:space="preserve">3.6 Parameter values</w:t>
+        <w:t xml:space="preserve">3.7 Parameter values</w:t>
       </w:r>
     </w:p>
     <w:p>
@@ -8987,6 +9121,234 @@
         <w:tc>
           <w:tcPr>
             <w:tcW w:w="1000" w:type="dxa"/>
+          </w:tcPr>
+          <w:p>
+            <w:pPr>
+              <w:pStyle w:val="TableText"/>
+            </w:pPr>
+            <w:r>
+              <w:t xml:space="preserve">4</w:t>
+            </w:r>
+          </w:p>
+        </w:tc>
+        <w:tc>
+          <w:tcPr>
+            <w:tcW w:w="4126" w:type="dxa"/>
+          </w:tcPr>
+          <w:p>
+            <w:pPr>
+              <w:pStyle w:val="TableText"/>
+            </w:pPr>
+            <w:r>
+              <w:t xml:space="preserve">Crash rate; crash size (Section 3.4.6)</w:t>
+            </w:r>
+          </w:p>
+        </w:tc>
+        <w:tc>
+          <w:tcPr>
+            <w:tcW w:w="1700" w:type="dxa"/>
+          </w:tcPr>
+          <w:p>
+            <w:pPr>
+              <w:pStyle w:val="TableText"/>
+            </w:pPr>
+            <w:r>
+              <w:t xml:space="preserve">λ, J</w:t>
+            </w:r>
+          </w:p>
+        </w:tc>
+        <w:tc>
+          <w:tcPr>
+            <w:tcW w:w="2200" w:type="dxa"/>
+          </w:tcPr>
+          <w:p>
+            <w:pPr>
+              <w:pStyle w:val="TableText"/>
+            </w:pPr>
+            <w:r>
+              <w:t xml:space="preserve">0.1 per year; −25%</w:t>
+            </w:r>
+          </w:p>
+        </w:tc>
+      </w:tr>
+      <w:tr>
+        <w:trPr>
+          <w:cantSplit/>
+        </w:trPr>
+        <w:tc>
+          <w:tcPr>
+            <w:tcW w:w="1000" w:type="dxa"/>
+          </w:tcPr>
+          <w:p>
+            <w:pPr>
+              <w:pStyle w:val="TableText"/>
+            </w:pPr>
+            <w:r>
+              <w:t xml:space="preserve">5</w:t>
+            </w:r>
+          </w:p>
+        </w:tc>
+        <w:tc>
+          <w:tcPr>
+            <w:tcW w:w="4126" w:type="dxa"/>
+          </w:tcPr>
+          <w:p>
+            <w:pPr>
+              <w:pStyle w:val="TableText"/>
+            </w:pPr>
+            <w:r>
+              <w:t xml:space="preserve">Gold: drift; volatility</w:t>
+            </w:r>
+          </w:p>
+        </w:tc>
+        <w:tc>
+          <w:tcPr>
+            <w:tcW w:w="1700" w:type="dxa"/>
+          </w:tcPr>
+          <w:p>
+            <w:pPr>
+              <w:pStyle w:val="TableText"/>
+            </w:pPr>
+            <w:r>
+              <w:t xml:space="preserve">μ, σ</w:t>
+            </w:r>
+          </w:p>
+        </w:tc>
+        <w:tc>
+          <w:tcPr>
+            <w:tcW w:w="2200" w:type="dxa"/>
+          </w:tcPr>
+          <w:p>
+            <w:pPr>
+              <w:pStyle w:val="TableText"/>
+            </w:pPr>
+            <w:r>
+              <w:t xml:space="preserve">ln 1.05 (4.88%); 15%</w:t>
+            </w:r>
+          </w:p>
+        </w:tc>
+      </w:tr>
+      <w:tr>
+        <w:trPr>
+          <w:cantSplit/>
+        </w:trPr>
+        <w:tc>
+          <w:tcPr>
+            <w:tcW w:w="1000" w:type="dxa"/>
+          </w:tcPr>
+          <w:p>
+            <w:pPr>
+              <w:pStyle w:val="TableText"/>
+            </w:pPr>
+            <w:r>
+              <w:t xml:space="preserve">5</w:t>
+            </w:r>
+          </w:p>
+        </w:tc>
+        <w:tc>
+          <w:tcPr>
+            <w:tcW w:w="4126" w:type="dxa"/>
+          </w:tcPr>
+          <w:p>
+            <w:pPr>
+              <w:pStyle w:val="TableText"/>
+            </w:pPr>
+            <w:r>
+              <w:t xml:space="preserve">Bonds: drift; volatility</w:t>
+            </w:r>
+          </w:p>
+        </w:tc>
+        <w:tc>
+          <w:tcPr>
+            <w:tcW w:w="1700" w:type="dxa"/>
+          </w:tcPr>
+          <w:p>
+            <w:pPr>
+              <w:pStyle w:val="TableText"/>
+            </w:pPr>
+            <w:r>
+              <w:t xml:space="preserve">μ, σ</w:t>
+            </w:r>
+          </w:p>
+        </w:tc>
+        <w:tc>
+          <w:tcPr>
+            <w:tcW w:w="2200" w:type="dxa"/>
+          </w:tcPr>
+          <w:p>
+            <w:pPr>
+              <w:pStyle w:val="TableText"/>
+            </w:pPr>
+            <w:r>
+              <w:t xml:space="preserve">ln 1.045 (4.40%); 6%</w:t>
+            </w:r>
+          </w:p>
+        </w:tc>
+      </w:tr>
+      <w:tr>
+        <w:trPr>
+          <w:cantSplit/>
+        </w:trPr>
+        <w:tc>
+          <w:tcPr>
+            <w:tcW w:w="1000" w:type="dxa"/>
+          </w:tcPr>
+          <w:p>
+            <w:pPr>
+              <w:pStyle w:val="TableText"/>
+            </w:pPr>
+            <w:r>
+              <w:t xml:space="preserve">5</w:t>
+            </w:r>
+          </w:p>
+        </w:tc>
+        <w:tc>
+          <w:tcPr>
+            <w:tcW w:w="4126" w:type="dxa"/>
+          </w:tcPr>
+          <w:p>
+            <w:pPr>
+              <w:pStyle w:val="TableText"/>
+            </w:pPr>
+            <w:r>
+              <w:t xml:space="preserve">Correlations stocks–gold; stocks–bonds; gold–bonds</w:t>
+            </w:r>
+          </w:p>
+        </w:tc>
+        <w:tc>
+          <w:tcPr>
+            <w:tcW w:w="1700" w:type="dxa"/>
+          </w:tcPr>
+          <w:p>
+            <w:pPr>
+              <w:pStyle w:val="TableText"/>
+            </w:pPr>
+            <w:r>
+              <w:t xml:space="preserve">ρ</w:t>
+            </w:r>
+          </w:p>
+        </w:tc>
+        <w:tc>
+          <w:tcPr>
+            <w:tcW w:w="2200" w:type="dxa"/>
+          </w:tcPr>
+          <w:p>
+            <w:pPr>
+              <w:pStyle w:val="TableText"/>
+            </w:pPr>
+            <w:r>
+              <w:t xml:space="preserve">0; −0.2; 0.3</w:t>
+            </w:r>
+          </w:p>
+        </w:tc>
+      </w:tr>
+      <w:tr>
+        <w:trPr>
+          <w:cantSplit/>
+        </w:trPr>
+        <w:tc>
+          <w:tcPr>
+            <w:tcW w:w="1000" w:type="dxa"/>
             <w:tcBorders>
               <w:bottom w:val="single" w:sz="8" w:color="000000"/>
             </w:tcBorders>
@@ -8996,7 +9358,7 @@
               <w:pStyle w:val="TableText"/>
             </w:pPr>
             <w:r>
-              <w:t xml:space="preserve">4</w:t>
+              <w:t xml:space="preserve">5</w:t>
             </w:r>
           </w:p>
         </w:tc>
@@ -9012,7 +9374,7 @@
               <w:pStyle w:val="TableText"/>
             </w:pPr>
             <w:r>
-              <w:t xml:space="preserve">Crash rate; crash size (Section 3.4.6)</w:t>
+              <w:t xml:space="preserve">Search grid; nested grids; zoom levels (Section 3.5)</w:t>
             </w:r>
           </w:p>
         </w:tc>
@@ -9028,7 +9390,7 @@
               <w:pStyle w:val="TableText"/>
             </w:pPr>
             <w:r>
-              <w:t xml:space="preserve">λ, J</w:t>
+              <w:t xml:space="preserve">s</w:t>
             </w:r>
           </w:p>
         </w:tc>
@@ -9044,7 +9406,7 @@
               <w:pStyle w:val="TableText"/>
             </w:pPr>
             <w:r>
-              <w:t xml:space="preserve">0.1 per year; −25%</w:t>
+              <w:t xml:space="preserve">100 (1%); 25 to 1600; 40</w:t>
             </w:r>
           </w:p>
         </w:tc>
@@ -9063,17 +9425,17 @@
         <w:pStyle w:val="Heading2"/>
       </w:pPr>
       <w:r>
-        <w:t xml:space="preserve">3.7 Implementation, testing and reproducibility</w:t>
+        <w:t xml:space="preserve">3.8 Implementation, testing and reproducibility</w:t>
       </w:r>
     </w:p>
     <w:p>
       <w:r>
-        <w:t xml:space="preserve">The reference implementation is written in Python using only NumPy (arrays) and Matplotlib (figures). Each model is a plain function, and all parameters are defined in one place. A single script prints every result table and produces one figure per module. The code is mirrored in MATLAB, as required by the course, with one function per file under the same names and argument order. Only base MATLAB is used: the normal functions are implemented as described in Section 3.5.2, and a linear-interpolation quantile function replaces the Statistics Toolbox. Deterministic results (all closed-form values, tree prices, KS distances and bisection roots) are therefore identical in both languages, whereas Monte Carlo figures differ slightly because the random number generators differ.</w:t>
+        <w:t xml:space="preserve">The reference implementation is written in Python using only NumPy (arrays) and Matplotlib (figures). Each model is a plain function, and all parameters are defined in one place. A single script prints every result table and produces one figure per module. The code is mirrored in MATLAB, as required by the course, with one function per file under the same names and argument order. Only base MATLAB is used: the normal functions are implemented as described in Section 3.6.2, and a linear-interpolation quantile function replaces the Statistics Toolbox. Deterministic results (all closed-form values, tree prices, KS distances and bisection roots) are therefore identical in both languages, whereas Monte Carlo figures differ slightly because the random number generators differ.</w:t>
       </w:r>
     </w:p>
     <w:p>
       <w:r>
-        <w:t xml:space="preserve">Correctness is checked by an automated suite of 19 pytest tests, whose checks are repeated in a MATLAB test script, covering:</w:t>
+        <w:t xml:space="preserve">Correctness is checked by an automated suite of 35 pytest tests, whose checks are repeated in a MATLAB test script, covering:</w:t>
       </w:r>
     </w:p>
     <w:p>
@@ -9169,12 +9531,36 @@
         </w:numPr>
       </w:pPr>
       <w:r>
-        <w:t xml:space="preserve">the crash model: reduction to the normal VaR when λ = 0, the binomial → Poisson limit, the crash-aware VaR root and its Monte Carlo check.</w:t>
+        <w:t xml:space="preserve">the crash model: reduction to the normal VaR when λ = 0, the binomial → Poisson limit, the crash-aware VaR root, the crash-aware Kelly fraction and the Monte Carlo checks;</w:t>
       </w:r>
     </w:p>
     <w:p>
-      <w:r>
-        <w:t xml:space="preserve">Finally, an interactive web page re-implements the deterministic formulas in JavaScript, so that the convergence in each module can be explored with sliders. Its outputs were checked against the Python results (for example </w:t>
+      <w:pPr>
+        <w:pStyle w:val="ListParagraph"/>
+        <w:numPr>
+          <w:ilvl w:val="0"/>
+          <w:numId w:val="1"/>
+        </w:numPr>
+      </w:pPr>
+      <w:r>
+        <w:t xml:space="preserve">the uniqueness of the VaR root for horizons of 1, 10 and 30 years (bisection against the quadratic formula) and the Expected Shortfall (never below the VaR, equal to the normal ES when λ = 0, its root and its Monte Carlo check);</w:t>
+      </w:r>
+    </w:p>
+    <w:p>
+      <w:pPr>
+        <w:pStyle w:val="ListParagraph"/>
+        <w:numPr>
+          <w:ilvl w:val="0"/>
+          <w:numId w:val="1"/>
+        </w:numPr>
+      </w:pPr>
+      <w:r>
+        <w:t xml:space="preserve">Module 5: the order of the mix grid, the one-asset reduction to Module 4, the formula grid against the bisection grid, nested grids that never get worse, the zoomed best mix, the flat top and the Monte Carlo VaR of a mix.</w:t>
+      </w:r>
+    </w:p>
+    <w:p>
+      <w:r>
+        <w:t xml:space="preserve">Finally, two web pages re-implement the deterministic formulas in JavaScript: an explainer in which the convergence in each module, including the search grid of Module 5, can be explored with sliders, and a planning tool that applies Modules 4 and 5 to a user's own situation. Their outputs were checked against the Python results (for example </w:t>
       </w:r>
       <m:oMath>
         <m:sSub>
@@ -9246,12 +9632,12 @@
         <w:pStyle w:val="Heading2"/>
       </w:pPr>
       <w:r>
-        <w:t xml:space="preserve">3.8 Assumptions</w:t>
+        <w:t xml:space="preserve">3.9 Assumptions</w:t>
       </w:r>
     </w:p>
     <w:p>
       <w:r>
-        <w:t xml:space="preserve">The method relies on the standard assumptions of continuous-time finance: constant μ, σ and r; normally distributed log-returns; frictionless trading without transaction costs or taxes; continuous rebalancing; and unlimited borrowing at the risk-free rate. The VaR is parametric (normal), not historical, and is evaluated over a one-year horizon. These assumptions make the limits analytically tractable. The normality assumption is relaxed in Section 3.4.6 by adding rare crashes, whose rate and size are assumed rather than estimated. The consequences of the remaining assumptions are discussed with the results.</w:t>
+        <w:t xml:space="preserve">The method relies on the standard assumptions of continuous-time finance: constant μ, σ and r; normally distributed log-returns; frictionless trading without transaction costs or taxes; continuous rebalancing; and unlimited borrowing at the risk-free rate (Module 5 allows no borrowing and no short selling). The VaR is parametric (normal), not historical, and is evaluated over a one-year horizon. These assumptions make the limits analytically tractable. The normality assumption is relaxed in Section 3.4.6 by adding rare crashes, whose rate and size are assumed rather than estimated, and the Expected Shortfall of Section 3.4.7 measures how large the losses beyond the VaR are. The gold and bond parameters of Module 5 are illustrative assumptions, and the best mix has a flat top, so only its stock share is a robust result. The consequences of the remaining assumptions are discussed with the results.</w:t>
       </w:r>
     </w:p>
     <w:sectPr>
